--- a/docs/SEQUENCE_DIAGRAMS.docx
+++ b/docs/SEQUENCE_DIAGRAMS.docx
@@ -10,7 +10,7 @@
         <w:t xml:space="preserve">SEQUENCE_DIAGRAMS</w:t>
       </w:r>
     </w:p>
-    <w:bookmarkStart w:id="14" w:name="sequence-diagrams"/>
+    <w:bookmarkStart w:id="15" w:name="sequence-diagrams"/>
     <w:p>
       <w:pPr>
         <w:pStyle w:val="Heading1"/>
@@ -459,6 +459,15 @@
         <w:rPr>
           <w:rStyle w:val="VerbatimChar"/>
         </w:rPr>
+        <w:t xml:space="preserve">  AS-&gt;&gt;AS: optional CREDIT + Kafka ACCOUNT_OPENED</w:t>
+      </w:r>
+      <w:r>
+        <w:br/>
+      </w:r>
+      <w:r>
+        <w:rPr>
+          <w:rStyle w:val="VerbatimChar"/>
+        </w:rPr>
         <w:t xml:space="preserve">  Acc--&gt;&gt;Staff: AccountResponse</w:t>
       </w:r>
     </w:p>
@@ -525,6 +534,24 @@
         <w:rPr>
           <w:rStyle w:val="VerbatimChar"/>
         </w:rPr>
+        <w:t xml:space="preserve">  participant Tx as TransactionService</w:t>
+      </w:r>
+      <w:r>
+        <w:br/>
+      </w:r>
+      <w:r>
+        <w:rPr>
+          <w:rStyle w:val="VerbatimChar"/>
+        </w:rPr>
+        <w:t xml:space="preserve">  participant Pub as NotificationEventPublisher</w:t>
+      </w:r>
+      <w:r>
+        <w:br/>
+      </w:r>
+      <w:r>
+        <w:rPr>
+          <w:rStyle w:val="VerbatimChar"/>
+        </w:rPr>
         <w:t xml:space="preserve">  participant Repo as AccountRepository</w:t>
       </w:r>
       <w:r>
@@ -582,7 +609,25 @@
         <w:rPr>
           <w:rStyle w:val="VerbatimChar"/>
         </w:rPr>
+        <w:t xml:space="preserve">  AS-&gt;&gt;Tx: record(CREDIT)</w:t>
+      </w:r>
+      <w:r>
+        <w:br/>
+      </w:r>
+      <w:r>
+        <w:rPr>
+          <w:rStyle w:val="VerbatimChar"/>
+        </w:rPr>
         <w:t xml:space="preserve">  AS-&gt;&gt;Repo: save (balances++)</w:t>
+      </w:r>
+      <w:r>
+        <w:br/>
+      </w:r>
+      <w:r>
+        <w:rPr>
+          <w:rStyle w:val="VerbatimChar"/>
+        </w:rPr>
+        <w:t xml:space="preserve">  AS-&gt;&gt;Pub: publish(DEPOSIT_COMPLETE)</w:t>
       </w:r>
       <w:r>
         <w:br/>
@@ -595,13 +640,13 @@
       </w:r>
     </w:p>
     <w:bookmarkEnd w:id="11"/>
-    <w:bookmarkStart w:id="12" w:name="create-customer-with-first-account"/>
+    <w:bookmarkStart w:id="12" w:name="kafka-notification-email"/>
     <w:p>
       <w:pPr>
         <w:pStyle w:val="Heading2"/>
       </w:pPr>
       <w:r>
-        <w:t xml:space="preserve">Create customer with first account</w:t>
+        <w:t xml:space="preserve">Kafka notification → email</w:t>
       </w:r>
     </w:p>
     <w:p>
@@ -621,7 +666,7 @@
         <w:rPr>
           <w:rStyle w:val="VerbatimChar"/>
         </w:rPr>
-        <w:t xml:space="preserve">  actor Staff</w:t>
+        <w:t xml:space="preserve">  participant AS as AccountServiceImpl</w:t>
       </w:r>
       <w:r>
         <w:br/>
@@ -630,7 +675,7 @@
         <w:rPr>
           <w:rStyle w:val="VerbatimChar"/>
         </w:rPr>
-        <w:t xml:space="preserve">  participant UI as Create Customer dialog</w:t>
+        <w:t xml:space="preserve">  participant Pub as NotificationEventPublisher</w:t>
       </w:r>
       <w:r>
         <w:br/>
@@ -639,7 +684,7 @@
         <w:rPr>
           <w:rStyle w:val="VerbatimChar"/>
         </w:rPr>
-        <w:t xml:space="preserve">  participant CC as CustomerController</w:t>
+        <w:t xml:space="preserve">  participant K as Kafka</w:t>
       </w:r>
       <w:r>
         <w:br/>
@@ -648,7 +693,7 @@
         <w:rPr>
           <w:rStyle w:val="VerbatimChar"/>
         </w:rPr>
-        <w:t xml:space="preserve">  participant CS as CustomerServiceImpl</w:t>
+        <w:t xml:space="preserve">  participant C as NotificationEventConsumer</w:t>
       </w:r>
       <w:r>
         <w:br/>
@@ -657,7 +702,10 @@
         <w:rPr>
           <w:rStyle w:val="VerbatimChar"/>
         </w:rPr>
-        <w:t xml:space="preserve">  participant CR as CustomerRepository</w:t>
+        <w:t xml:space="preserve">  participant Mail as NotificationMailService</w:t>
+      </w:r>
+      <w:r>
+        <w:br/>
       </w:r>
       <w:r>
         <w:br/>
@@ -666,10 +714,7 @@
         <w:rPr>
           <w:rStyle w:val="VerbatimChar"/>
         </w:rPr>
-        <w:t xml:space="preserve">  participant AS as AccountService</w:t>
-      </w:r>
-      <w:r>
-        <w:br/>
+        <w:t xml:space="preserve">  AS-&gt;&gt;Pub: publish(BankActionEvent)</w:t>
       </w:r>
       <w:r>
         <w:br/>
@@ -678,7 +723,7 @@
         <w:rPr>
           <w:rStyle w:val="VerbatimChar"/>
         </w:rPr>
-        <w:t xml:space="preserve">  Staff-&gt;&gt;UI: customer + account fields</w:t>
+        <w:t xml:space="preserve">  Pub-&gt;&gt;K: bankone.notifications</w:t>
       </w:r>
       <w:r>
         <w:br/>
@@ -687,7 +732,7 @@
         <w:rPr>
           <w:rStyle w:val="VerbatimChar"/>
         </w:rPr>
-        <w:t xml:space="preserve">  UI-&gt;&gt;CC: POST /customers</w:t>
+        <w:t xml:space="preserve">  K-&gt;&gt;C: BankActionEvent</w:t>
       </w:r>
       <w:r>
         <w:br/>
@@ -696,7 +741,7 @@
         <w:rPr>
           <w:rStyle w:val="VerbatimChar"/>
         </w:rPr>
-        <w:t xml:space="preserve">  CC-&gt;&gt;CS: createCustomer()</w:t>
+        <w:t xml:space="preserve">  C-&gt;&gt;Mail: send HTML+plain email</w:t>
       </w:r>
       <w:r>
         <w:br/>
@@ -705,53 +750,17 @@
         <w:rPr>
           <w:rStyle w:val="VerbatimChar"/>
         </w:rPr>
-        <w:t xml:space="preserve">  CS-&gt;&gt;CR: save Customer</w:t>
-      </w:r>
-      <w:r>
-        <w:br/>
-      </w:r>
-      <w:r>
-        <w:rPr>
-          <w:rStyle w:val="VerbatimChar"/>
-        </w:rPr>
-        <w:t xml:space="preserve">  opt accountType provided</w:t>
-      </w:r>
-      <w:r>
-        <w:br/>
-      </w:r>
-      <w:r>
-        <w:rPr>
-          <w:rStyle w:val="VerbatimChar"/>
-        </w:rPr>
-        <w:t xml:space="preserve">    CS-&gt;&gt;AS: openAccount()</w:t>
-      </w:r>
-      <w:r>
-        <w:br/>
-      </w:r>
-      <w:r>
-        <w:rPr>
-          <w:rStyle w:val="VerbatimChar"/>
-        </w:rPr>
-        <w:t xml:space="preserve">  end</w:t>
-      </w:r>
-      <w:r>
-        <w:br/>
-      </w:r>
-      <w:r>
-        <w:rPr>
-          <w:rStyle w:val="VerbatimChar"/>
-        </w:rPr>
-        <w:t xml:space="preserve">  CS--&gt;&gt;UI: Customer</w:t>
+        <w:t xml:space="preserve">  Note over Mail: Mailpit local / SendGrid Render</w:t>
       </w:r>
     </w:p>
     <w:bookmarkEnd w:id="12"/>
-    <w:bookmarkStart w:id="13" w:name="jwt-request-authorization"/>
+    <w:bookmarkStart w:id="13" w:name="create-customer-with-first-account"/>
     <w:p>
       <w:pPr>
         <w:pStyle w:val="Heading2"/>
       </w:pPr>
       <w:r>
-        <w:t xml:space="preserve">JWT request authorization</w:t>
+        <w:t xml:space="preserve">Create customer with first account</w:t>
       </w:r>
     </w:p>
     <w:p>
@@ -771,6 +780,156 @@
         <w:rPr>
           <w:rStyle w:val="VerbatimChar"/>
         </w:rPr>
+        <w:t xml:space="preserve">  actor Staff</w:t>
+      </w:r>
+      <w:r>
+        <w:br/>
+      </w:r>
+      <w:r>
+        <w:rPr>
+          <w:rStyle w:val="VerbatimChar"/>
+        </w:rPr>
+        <w:t xml:space="preserve">  participant UI as Create Customer dialog</w:t>
+      </w:r>
+      <w:r>
+        <w:br/>
+      </w:r>
+      <w:r>
+        <w:rPr>
+          <w:rStyle w:val="VerbatimChar"/>
+        </w:rPr>
+        <w:t xml:space="preserve">  participant CC as CustomerController</w:t>
+      </w:r>
+      <w:r>
+        <w:br/>
+      </w:r>
+      <w:r>
+        <w:rPr>
+          <w:rStyle w:val="VerbatimChar"/>
+        </w:rPr>
+        <w:t xml:space="preserve">  participant CS as CustomerServiceImpl</w:t>
+      </w:r>
+      <w:r>
+        <w:br/>
+      </w:r>
+      <w:r>
+        <w:rPr>
+          <w:rStyle w:val="VerbatimChar"/>
+        </w:rPr>
+        <w:t xml:space="preserve">  participant CR as CustomerRepository</w:t>
+      </w:r>
+      <w:r>
+        <w:br/>
+      </w:r>
+      <w:r>
+        <w:rPr>
+          <w:rStyle w:val="VerbatimChar"/>
+        </w:rPr>
+        <w:t xml:space="preserve">  participant AS as AccountService</w:t>
+      </w:r>
+      <w:r>
+        <w:br/>
+      </w:r>
+      <w:r>
+        <w:br/>
+      </w:r>
+      <w:r>
+        <w:rPr>
+          <w:rStyle w:val="VerbatimChar"/>
+        </w:rPr>
+        <w:t xml:space="preserve">  Staff-&gt;&gt;UI: customer + account fields</w:t>
+      </w:r>
+      <w:r>
+        <w:br/>
+      </w:r>
+      <w:r>
+        <w:rPr>
+          <w:rStyle w:val="VerbatimChar"/>
+        </w:rPr>
+        <w:t xml:space="preserve">  UI-&gt;&gt;CC: POST /customers</w:t>
+      </w:r>
+      <w:r>
+        <w:br/>
+      </w:r>
+      <w:r>
+        <w:rPr>
+          <w:rStyle w:val="VerbatimChar"/>
+        </w:rPr>
+        <w:t xml:space="preserve">  CC-&gt;&gt;CS: createCustomer()</w:t>
+      </w:r>
+      <w:r>
+        <w:br/>
+      </w:r>
+      <w:r>
+        <w:rPr>
+          <w:rStyle w:val="VerbatimChar"/>
+        </w:rPr>
+        <w:t xml:space="preserve">  CS-&gt;&gt;CR: save Customer</w:t>
+      </w:r>
+      <w:r>
+        <w:br/>
+      </w:r>
+      <w:r>
+        <w:rPr>
+          <w:rStyle w:val="VerbatimChar"/>
+        </w:rPr>
+        <w:t xml:space="preserve">  opt accountType provided</w:t>
+      </w:r>
+      <w:r>
+        <w:br/>
+      </w:r>
+      <w:r>
+        <w:rPr>
+          <w:rStyle w:val="VerbatimChar"/>
+        </w:rPr>
+        <w:t xml:space="preserve">    CS-&gt;&gt;AS: openAccount()</w:t>
+      </w:r>
+      <w:r>
+        <w:br/>
+      </w:r>
+      <w:r>
+        <w:rPr>
+          <w:rStyle w:val="VerbatimChar"/>
+        </w:rPr>
+        <w:t xml:space="preserve">  end</w:t>
+      </w:r>
+      <w:r>
+        <w:br/>
+      </w:r>
+      <w:r>
+        <w:rPr>
+          <w:rStyle w:val="VerbatimChar"/>
+        </w:rPr>
+        <w:t xml:space="preserve">  CS--&gt;&gt;UI: Customer</w:t>
+      </w:r>
+    </w:p>
+    <w:bookmarkEnd w:id="13"/>
+    <w:bookmarkStart w:id="14" w:name="jwt-request-authorization"/>
+    <w:p>
+      <w:pPr>
+        <w:pStyle w:val="Heading2"/>
+      </w:pPr>
+      <w:r>
+        <w:t xml:space="preserve">JWT request authorization</w:t>
+      </w:r>
+    </w:p>
+    <w:p>
+      <w:pPr>
+        <w:pStyle w:val="SourceCode"/>
+      </w:pPr>
+      <w:r>
+        <w:rPr>
+          <w:rStyle w:val="VerbatimChar"/>
+        </w:rPr>
+        <w:t xml:space="preserve">sequenceDiagram</w:t>
+      </w:r>
+      <w:r>
+        <w:br/>
+      </w:r>
+      <w:r>
+        <w:rPr>
+          <w:rStyle w:val="VerbatimChar"/>
+        </w:rPr>
         <w:t xml:space="preserve">  participant UI as Angular</w:t>
       </w:r>
       <w:r>
@@ -867,8 +1026,8 @@
         <w:t xml:space="preserve">  C--&gt;&gt;UI: Response</w:t>
       </w:r>
     </w:p>
-    <w:bookmarkEnd w:id="13"/>
     <w:bookmarkEnd w:id="14"/>
+    <w:bookmarkEnd w:id="15"/>
     <w:sectPr>
       <w:pgSz w:h="16838" w:w="11906"/>
       <w:pgMar w:bottom="1134" w:footer="720" w:gutter="0" w:header="720" w:left="1247" w:right="1247" w:top="1134"/>

--- a/docs/SEQUENCE_DIAGRAMS.docx
+++ b/docs/SEQUENCE_DIAGRAMS.docx
@@ -10,7 +10,7 @@
         <w:t xml:space="preserve">SEQUENCE_DIAGRAMS</w:t>
       </w:r>
     </w:p>
-    <w:bookmarkStart w:id="15" w:name="sequence-diagrams"/>
+    <w:bookmarkStart w:id="16" w:name="sequence-diagrams"/>
     <w:p>
       <w:pPr>
         <w:pStyle w:val="Heading1"/>
@@ -1027,7 +1027,205 @@
       </w:r>
     </w:p>
     <w:bookmarkEnd w:id="14"/>
+    <w:bookmarkStart w:id="15" w:name="cached-customer-get-cache-aside"/>
+    <w:p>
+      <w:pPr>
+        <w:pStyle w:val="Heading2"/>
+      </w:pPr>
+      <w:r>
+        <w:t xml:space="preserve">Cached customer GET (cache-aside)</w:t>
+      </w:r>
+    </w:p>
+    <w:p>
+      <w:pPr>
+        <w:pStyle w:val="SourceCode"/>
+      </w:pPr>
+      <w:r>
+        <w:rPr>
+          <w:rStyle w:val="VerbatimChar"/>
+        </w:rPr>
+        <w:t xml:space="preserve">sequenceDiagram</w:t>
+      </w:r>
+      <w:r>
+        <w:br/>
+      </w:r>
+      <w:r>
+        <w:rPr>
+          <w:rStyle w:val="VerbatimChar"/>
+        </w:rPr>
+        <w:t xml:space="preserve">  actor Staff</w:t>
+      </w:r>
+      <w:r>
+        <w:br/>
+      </w:r>
+      <w:r>
+        <w:rPr>
+          <w:rStyle w:val="VerbatimChar"/>
+        </w:rPr>
+        <w:t xml:space="preserve">  participant UI as Angular</w:t>
+      </w:r>
+      <w:r>
+        <w:br/>
+      </w:r>
+      <w:r>
+        <w:rPr>
+          <w:rStyle w:val="VerbatimChar"/>
+        </w:rPr>
+        <w:t xml:space="preserve">  participant CC as CustomerController</w:t>
+      </w:r>
+      <w:r>
+        <w:br/>
+      </w:r>
+      <w:r>
+        <w:rPr>
+          <w:rStyle w:val="VerbatimChar"/>
+        </w:rPr>
+        <w:t xml:space="preserve">  participant CS as CustomerServiceImpl</w:t>
+      </w:r>
+      <w:r>
+        <w:br/>
+      </w:r>
+      <w:r>
+        <w:rPr>
+          <w:rStyle w:val="VerbatimChar"/>
+        </w:rPr>
+        <w:t xml:space="preserve">  participant Cache as RedisCache</w:t>
+      </w:r>
+      <w:r>
+        <w:br/>
+      </w:r>
+      <w:r>
+        <w:rPr>
+          <w:rStyle w:val="VerbatimChar"/>
+        </w:rPr>
+        <w:t xml:space="preserve">  participant Repo as CustomerRepository</w:t>
+      </w:r>
+      <w:r>
+        <w:br/>
+      </w:r>
+      <w:r>
+        <w:br/>
+      </w:r>
+      <w:r>
+        <w:rPr>
+          <w:rStyle w:val="VerbatimChar"/>
+        </w:rPr>
+        <w:t xml:space="preserve">  Staff-&gt;&gt;UI: open customer detail</w:t>
+      </w:r>
+      <w:r>
+        <w:br/>
+      </w:r>
+      <w:r>
+        <w:rPr>
+          <w:rStyle w:val="VerbatimChar"/>
+        </w:rPr>
+        <w:t xml:space="preserve">  UI-&gt;&gt;CC: GET /customers/{id}</w:t>
+      </w:r>
+      <w:r>
+        <w:br/>
+      </w:r>
+      <w:r>
+        <w:rPr>
+          <w:rStyle w:val="VerbatimChar"/>
+        </w:rPr>
+        <w:t xml:space="preserve">  CC-&gt;&gt;CS: getCustomerById (Cacheable)</w:t>
+      </w:r>
+      <w:r>
+        <w:br/>
+      </w:r>
+      <w:r>
+        <w:rPr>
+          <w:rStyle w:val="VerbatimChar"/>
+        </w:rPr>
+        <w:t xml:space="preserve">  CS-&gt;&gt;Cache: lookup bankone:customers::id:{id}</w:t>
+      </w:r>
+      <w:r>
+        <w:br/>
+      </w:r>
+      <w:r>
+        <w:rPr>
+          <w:rStyle w:val="VerbatimChar"/>
+        </w:rPr>
+        <w:t xml:space="preserve">  alt cache hit</w:t>
+      </w:r>
+      <w:r>
+        <w:br/>
+      </w:r>
+      <w:r>
+        <w:rPr>
+          <w:rStyle w:val="VerbatimChar"/>
+        </w:rPr>
+        <w:t xml:space="preserve">    Cache--&gt;&gt;CS: Customer</w:t>
+      </w:r>
+      <w:r>
+        <w:br/>
+      </w:r>
+      <w:r>
+        <w:rPr>
+          <w:rStyle w:val="VerbatimChar"/>
+        </w:rPr>
+        <w:t xml:space="preserve">  else cache miss</w:t>
+      </w:r>
+      <w:r>
+        <w:br/>
+      </w:r>
+      <w:r>
+        <w:rPr>
+          <w:rStyle w:val="VerbatimChar"/>
+        </w:rPr>
+        <w:t xml:space="preserve">    CS-&gt;&gt;Repo: findById</w:t>
+      </w:r>
+      <w:r>
+        <w:br/>
+      </w:r>
+      <w:r>
+        <w:rPr>
+          <w:rStyle w:val="VerbatimChar"/>
+        </w:rPr>
+        <w:t xml:space="preserve">    Repo--&gt;&gt;CS: Customer</w:t>
+      </w:r>
+      <w:r>
+        <w:br/>
+      </w:r>
+      <w:r>
+        <w:rPr>
+          <w:rStyle w:val="VerbatimChar"/>
+        </w:rPr>
+        <w:t xml:space="preserve">    CS-&gt;&gt;Cache: put with TTL</w:t>
+      </w:r>
+      <w:r>
+        <w:br/>
+      </w:r>
+      <w:r>
+        <w:rPr>
+          <w:rStyle w:val="VerbatimChar"/>
+        </w:rPr>
+        <w:t xml:space="preserve">  end</w:t>
+      </w:r>
+      <w:r>
+        <w:br/>
+      </w:r>
+      <w:r>
+        <w:rPr>
+          <w:rStyle w:val="VerbatimChar"/>
+        </w:rPr>
+        <w:t xml:space="preserve">  CS--&gt;&gt;UI: Customer</w:t>
+      </w:r>
+      <w:r>
+        <w:br/>
+      </w:r>
+      <w:r>
+        <w:br/>
+      </w:r>
+      <w:r>
+        <w:rPr>
+          <w:rStyle w:val="VerbatimChar"/>
+        </w:rPr>
+        <w:t xml:space="preserve">  Note over CS,Cache: On PUT/POST customer or money moves,&lt;br/&gt;CacheEvict clears related regions</w:t>
+      </w:r>
+    </w:p>
     <w:bookmarkEnd w:id="15"/>
+    <w:bookmarkEnd w:id="16"/>
     <w:sectPr>
       <w:pgSz w:h="16838" w:w="11906"/>
       <w:pgMar w:bottom="1134" w:footer="720" w:gutter="0" w:header="720" w:left="1247" w:right="1247" w:top="1134"/>
